--- a/2nd year/ЛЕХА/отчет лб 1.docx
+++ b/2nd year/ЛЕХА/отчет лб 1.docx
@@ -369,23 +369,7 @@
           <w:sz w:val="28"/>
           <w:szCs w:val="28"/>
         </w:rPr>
-        <w:t xml:space="preserve">24кир2 </w:t>
-      </w:r>
-      <w:proofErr w:type="spellStart"/>
-      <w:r>
-        <w:rPr>
-          <w:sz w:val="28"/>
-          <w:szCs w:val="28"/>
-        </w:rPr>
-        <w:t>Суетов</w:t>
-      </w:r>
-      <w:proofErr w:type="spellEnd"/>
-      <w:r>
-        <w:rPr>
-          <w:sz w:val="28"/>
-          <w:szCs w:val="28"/>
-        </w:rPr>
-        <w:t xml:space="preserve"> К.В.</w:t>
+        <w:t>24кир2 Суетов К.В.</w:t>
       </w:r>
     </w:p>
     <w:p>
@@ -411,17 +395,8 @@
           <w:sz w:val="28"/>
           <w:szCs w:val="28"/>
         </w:rPr>
-        <w:t xml:space="preserve">Шилов </w:t>
-      </w:r>
-      <w:proofErr w:type="spellStart"/>
-      <w:r>
-        <w:rPr>
-          <w:sz w:val="28"/>
-          <w:szCs w:val="28"/>
-        </w:rPr>
-        <w:t>А.Юю</w:t>
-      </w:r>
-      <w:proofErr w:type="spellEnd"/>
+        <w:t>Шилов А.Юю</w:t>
+      </w:r>
     </w:p>
     <w:p>
       <w:pPr>
@@ -587,20 +562,12 @@
           <w:szCs w:val="28"/>
         </w:rPr>
       </w:pPr>
-      <w:proofErr w:type="spellStart"/>
       <w:r>
         <w:rPr>
           <w:szCs w:val="28"/>
         </w:rPr>
         <w:lastRenderedPageBreak/>
-        <w:t>using</w:t>
-      </w:r>
-      <w:proofErr w:type="spellEnd"/>
-      <w:r>
-        <w:rPr>
-          <w:szCs w:val="28"/>
-        </w:rPr>
-        <w:t xml:space="preserve"> System;</w:t>
+        <w:t>using System;</w:t>
       </w:r>
       <w:r>
         <w:rPr>
@@ -613,20 +580,7 @@
           <w:szCs w:val="28"/>
         </w:rPr>
         <w:br/>
-      </w:r>
-      <w:proofErr w:type="spellStart"/>
-      <w:r>
-        <w:rPr>
-          <w:szCs w:val="28"/>
-        </w:rPr>
-        <w:t>class</w:t>
-      </w:r>
-      <w:proofErr w:type="spellEnd"/>
-      <w:r>
-        <w:rPr>
-          <w:szCs w:val="28"/>
-        </w:rPr>
-        <w:t xml:space="preserve"> Program</w:t>
+        <w:t>class Program</w:t>
       </w:r>
       <w:r>
         <w:rPr>
@@ -640,48 +594,7 @@
           <w:szCs w:val="28"/>
         </w:rPr>
         <w:br/>
-      </w:r>
-      <w:proofErr w:type="spellStart"/>
-      <w:r>
-        <w:rPr>
-          <w:szCs w:val="28"/>
-        </w:rPr>
-        <w:t>static</w:t>
-      </w:r>
-      <w:proofErr w:type="spellEnd"/>
-      <w:r>
-        <w:rPr>
-          <w:szCs w:val="28"/>
-        </w:rPr>
-        <w:t xml:space="preserve"> </w:t>
-      </w:r>
-      <w:proofErr w:type="spellStart"/>
-      <w:r>
-        <w:rPr>
-          <w:szCs w:val="28"/>
-        </w:rPr>
-        <w:t>void</w:t>
-      </w:r>
-      <w:proofErr w:type="spellEnd"/>
-      <w:r>
-        <w:rPr>
-          <w:szCs w:val="28"/>
-        </w:rPr>
-        <w:t xml:space="preserve"> </w:t>
-      </w:r>
-      <w:proofErr w:type="spellStart"/>
-      <w:r>
-        <w:rPr>
-          <w:szCs w:val="28"/>
-        </w:rPr>
-        <w:t>Main</w:t>
-      </w:r>
-      <w:proofErr w:type="spellEnd"/>
-      <w:r>
-        <w:rPr>
-          <w:szCs w:val="28"/>
-        </w:rPr>
-        <w:t>()</w:t>
+        <w:t>static void Main()</w:t>
       </w:r>
       <w:r>
         <w:rPr>
@@ -695,136 +608,28 @@
           <w:szCs w:val="28"/>
         </w:rPr>
         <w:br/>
-      </w:r>
-      <w:proofErr w:type="spellStart"/>
-      <w:r>
-        <w:rPr>
-          <w:szCs w:val="28"/>
-        </w:rPr>
-        <w:t>Console.Write</w:t>
-      </w:r>
-      <w:proofErr w:type="spellEnd"/>
-      <w:r>
-        <w:rPr>
-          <w:szCs w:val="28"/>
-        </w:rPr>
-        <w:t>("Введите x: ");</w:t>
+        <w:t>Console.Write("Введите x: ");</w:t>
       </w:r>
       <w:r>
         <w:rPr>
           <w:szCs w:val="28"/>
         </w:rPr>
         <w:br/>
-      </w:r>
-      <w:proofErr w:type="spellStart"/>
-      <w:r>
-        <w:rPr>
-          <w:szCs w:val="28"/>
-        </w:rPr>
-        <w:t>double</w:t>
-      </w:r>
-      <w:proofErr w:type="spellEnd"/>
-      <w:r>
-        <w:rPr>
-          <w:szCs w:val="28"/>
-        </w:rPr>
-        <w:t xml:space="preserve"> x = </w:t>
-      </w:r>
-      <w:proofErr w:type="spellStart"/>
-      <w:r>
-        <w:rPr>
-          <w:szCs w:val="28"/>
-        </w:rPr>
-        <w:t>double.Parse</w:t>
-      </w:r>
-      <w:proofErr w:type="spellEnd"/>
-      <w:r>
-        <w:rPr>
-          <w:szCs w:val="28"/>
-        </w:rPr>
-        <w:t>(</w:t>
-      </w:r>
-      <w:proofErr w:type="spellStart"/>
-      <w:r>
-        <w:rPr>
-          <w:szCs w:val="28"/>
-        </w:rPr>
-        <w:t>Console.ReadLine</w:t>
-      </w:r>
-      <w:proofErr w:type="spellEnd"/>
-      <w:r>
-        <w:rPr>
-          <w:szCs w:val="28"/>
-        </w:rPr>
-        <w:t>());</w:t>
+        <w:t>double x = double.Parse(Console.ReadLine());</w:t>
       </w:r>
       <w:r>
         <w:rPr>
           <w:szCs w:val="28"/>
         </w:rPr>
         <w:br/>
-      </w:r>
-      <w:proofErr w:type="spellStart"/>
-      <w:r>
-        <w:rPr>
-          <w:szCs w:val="28"/>
-        </w:rPr>
-        <w:t>Console.Write</w:t>
-      </w:r>
-      <w:proofErr w:type="spellEnd"/>
-      <w:r>
-        <w:rPr>
-          <w:szCs w:val="28"/>
-        </w:rPr>
-        <w:t>("Введите y: ");</w:t>
+        <w:t>Console.Write("Введите y: ");</w:t>
       </w:r>
       <w:r>
         <w:rPr>
           <w:szCs w:val="28"/>
         </w:rPr>
         <w:br/>
-      </w:r>
-      <w:proofErr w:type="spellStart"/>
-      <w:r>
-        <w:rPr>
-          <w:szCs w:val="28"/>
-        </w:rPr>
-        <w:t>double</w:t>
-      </w:r>
-      <w:proofErr w:type="spellEnd"/>
-      <w:r>
-        <w:rPr>
-          <w:szCs w:val="28"/>
-        </w:rPr>
-        <w:t xml:space="preserve"> y = </w:t>
-      </w:r>
-      <w:proofErr w:type="spellStart"/>
-      <w:r>
-        <w:rPr>
-          <w:szCs w:val="28"/>
-        </w:rPr>
-        <w:t>double.Parse</w:t>
-      </w:r>
-      <w:proofErr w:type="spellEnd"/>
-      <w:r>
-        <w:rPr>
-          <w:szCs w:val="28"/>
-        </w:rPr>
-        <w:t>(</w:t>
-      </w:r>
-      <w:proofErr w:type="spellStart"/>
-      <w:r>
-        <w:rPr>
-          <w:szCs w:val="28"/>
-        </w:rPr>
-        <w:t>Console.ReadLine</w:t>
-      </w:r>
-      <w:proofErr w:type="spellEnd"/>
-      <w:r>
-        <w:rPr>
-          <w:szCs w:val="28"/>
-        </w:rPr>
-        <w:t>());</w:t>
+        <w:t>double y = double.Parse(Console.ReadLine());</w:t>
       </w:r>
       <w:r>
         <w:rPr>
@@ -837,142 +642,42 @@
           <w:szCs w:val="28"/>
         </w:rPr>
         <w:br/>
-      </w:r>
-      <w:proofErr w:type="spellStart"/>
-      <w:r>
-        <w:rPr>
-          <w:szCs w:val="28"/>
-        </w:rPr>
-        <w:t>if</w:t>
-      </w:r>
-      <w:proofErr w:type="spellEnd"/>
-      <w:r>
-        <w:rPr>
-          <w:szCs w:val="28"/>
-        </w:rPr>
-        <w:t xml:space="preserve"> (x &lt; 0 || y &lt; 0 || x + y &gt; 5)</w:t>
+        <w:t>if (x &lt; 0 || y &lt; 0 || x + y &gt; 5)</w:t>
       </w:r>
       <w:r>
         <w:rPr>
           <w:szCs w:val="28"/>
         </w:rPr>
         <w:br/>
-      </w:r>
-      <w:proofErr w:type="spellStart"/>
-      <w:r>
-        <w:rPr>
-          <w:szCs w:val="28"/>
-        </w:rPr>
-        <w:t>Console.WriteLine</w:t>
-      </w:r>
-      <w:proofErr w:type="spellEnd"/>
-      <w:r>
-        <w:rPr>
-          <w:szCs w:val="28"/>
-        </w:rPr>
-        <w:t>("Вне области");</w:t>
+        <w:t>Console.WriteLine("Вне области");</w:t>
       </w:r>
       <w:r>
         <w:rPr>
           <w:szCs w:val="28"/>
         </w:rPr>
         <w:br/>
-      </w:r>
-      <w:proofErr w:type="spellStart"/>
-      <w:r>
-        <w:rPr>
-          <w:szCs w:val="28"/>
-        </w:rPr>
+        <w:t>else if (Math.Abs(x + y - 5) &lt; 1e-9)</w:t>
+      </w:r>
+      <w:r>
+        <w:rPr>
+          <w:szCs w:val="28"/>
+        </w:rPr>
+        <w:br/>
+        <w:t>Console.WriteLine("На границе");</w:t>
+      </w:r>
+      <w:r>
+        <w:rPr>
+          <w:szCs w:val="28"/>
+        </w:rPr>
+        <w:br/>
         <w:t>else</w:t>
       </w:r>
-      <w:proofErr w:type="spellEnd"/>
-      <w:r>
-        <w:rPr>
-          <w:szCs w:val="28"/>
-        </w:rPr>
-        <w:t xml:space="preserve"> </w:t>
-      </w:r>
-      <w:proofErr w:type="spellStart"/>
-      <w:r>
-        <w:rPr>
-          <w:szCs w:val="28"/>
-        </w:rPr>
-        <w:t>if</w:t>
-      </w:r>
-      <w:proofErr w:type="spellEnd"/>
-      <w:r>
-        <w:rPr>
-          <w:szCs w:val="28"/>
-        </w:rPr>
-        <w:t xml:space="preserve"> (</w:t>
-      </w:r>
-      <w:proofErr w:type="spellStart"/>
-      <w:r>
-        <w:rPr>
-          <w:szCs w:val="28"/>
-        </w:rPr>
-        <w:t>Math.Abs</w:t>
-      </w:r>
-      <w:proofErr w:type="spellEnd"/>
-      <w:r>
-        <w:rPr>
-          <w:szCs w:val="28"/>
-        </w:rPr>
-        <w:t>(x + y - 5) &lt; 1e-9)</w:t>
-      </w:r>
       <w:r>
         <w:rPr>
           <w:szCs w:val="28"/>
         </w:rPr>
         <w:br/>
-      </w:r>
-      <w:proofErr w:type="spellStart"/>
-      <w:r>
-        <w:rPr>
-          <w:szCs w:val="28"/>
-        </w:rPr>
-        <w:t>Console.WriteLine</w:t>
-      </w:r>
-      <w:proofErr w:type="spellEnd"/>
-      <w:r>
-        <w:rPr>
-          <w:szCs w:val="28"/>
-        </w:rPr>
-        <w:t>("На границе");</w:t>
-      </w:r>
-      <w:r>
-        <w:rPr>
-          <w:szCs w:val="28"/>
-        </w:rPr>
-        <w:br/>
-      </w:r>
-      <w:proofErr w:type="spellStart"/>
-      <w:r>
-        <w:rPr>
-          <w:szCs w:val="28"/>
-        </w:rPr>
-        <w:t>else</w:t>
-      </w:r>
-      <w:proofErr w:type="spellEnd"/>
-      <w:r>
-        <w:rPr>
-          <w:szCs w:val="28"/>
-        </w:rPr>
-        <w:br/>
-      </w:r>
-      <w:proofErr w:type="spellStart"/>
-      <w:r>
-        <w:rPr>
-          <w:szCs w:val="28"/>
-        </w:rPr>
-        <w:t>Console.WriteLine</w:t>
-      </w:r>
-      <w:proofErr w:type="spellEnd"/>
-      <w:r>
-        <w:rPr>
-          <w:szCs w:val="28"/>
-        </w:rPr>
-        <w:t>("Внутри");</w:t>
+        <w:t>Console.WriteLine("Внутри");</w:t>
       </w:r>
       <w:r>
         <w:rPr>
@@ -1008,14 +713,13 @@
       </w:pPr>
       <w:r>
         <w:rPr>
-          <w:noProof/>
           <w:szCs w:val="28"/>
         </w:rPr>
         <w:drawing>
-          <wp:inline distT="0" distB="0" distL="0" distR="0" wp14:anchorId="15730146" wp14:editId="7804A62E">
-            <wp:extent cx="2581635" cy="1133633"/>
-            <wp:effectExtent l="0" t="0" r="9525" b="9525"/>
-            <wp:docPr id="544180720" name="Рисунок 1"/>
+          <wp:inline distT="0" distB="0" distL="0" distR="0" wp14:anchorId="6E233DF0" wp14:editId="29B96CF3">
+            <wp:extent cx="5940425" cy="3341370"/>
+            <wp:effectExtent l="0" t="0" r="3175" b="0"/>
+            <wp:docPr id="83437178" name="Рисунок 1"/>
             <wp:cNvGraphicFramePr>
               <a:graphicFrameLocks xmlns:a="http://schemas.openxmlformats.org/drawingml/2006/main" noChangeAspect="1"/>
             </wp:cNvGraphicFramePr>
@@ -1023,7 +727,7 @@
               <a:graphicData uri="http://schemas.openxmlformats.org/drawingml/2006/picture">
                 <pic:pic xmlns:pic="http://schemas.openxmlformats.org/drawingml/2006/picture">
                   <pic:nvPicPr>
-                    <pic:cNvPr id="544180720" name=""/>
+                    <pic:cNvPr id="83437178" name=""/>
                     <pic:cNvPicPr/>
                   </pic:nvPicPr>
                   <pic:blipFill>
@@ -1035,7 +739,7 @@
                   <pic:spPr>
                     <a:xfrm>
                       <a:off x="0" y="0"/>
-                      <a:ext cx="2581635" cy="1133633"/>
+                      <a:ext cx="5940425" cy="3341370"/>
                     </a:xfrm>
                     <a:prstGeom prst="rect">
                       <a:avLst/>
@@ -1078,70 +782,14 @@
         <w:rPr>
           <w:szCs w:val="28"/>
         </w:rPr>
-        <w:t xml:space="preserve">1. В чем разница между полной и неполной формой оператора </w:t>
-      </w:r>
-      <w:proofErr w:type="spellStart"/>
-      <w:r>
-        <w:rPr>
-          <w:szCs w:val="28"/>
-        </w:rPr>
-        <w:t>if</w:t>
-      </w:r>
-      <w:proofErr w:type="spellEnd"/>
-      <w:r>
-        <w:rPr>
-          <w:szCs w:val="28"/>
-        </w:rPr>
-        <w:t>?</w:t>
+        <w:t>1. В чем разница между полной и неполной формой оператора if?</w:t>
       </w:r>
       <w:r>
         <w:rPr>
           <w:szCs w:val="28"/>
         </w:rPr>
         <w:br/>
-        <w:t xml:space="preserve">Полная форма содержит блок </w:t>
-      </w:r>
-      <w:proofErr w:type="spellStart"/>
-      <w:r>
-        <w:rPr>
-          <w:szCs w:val="28"/>
-        </w:rPr>
-        <w:t>else</w:t>
-      </w:r>
-      <w:proofErr w:type="spellEnd"/>
-      <w:r>
-        <w:rPr>
-          <w:szCs w:val="28"/>
-        </w:rPr>
-        <w:t xml:space="preserve"> и выполняется, когда условие ложно. Неполная форма (</w:t>
-      </w:r>
-      <w:proofErr w:type="spellStart"/>
-      <w:r>
-        <w:rPr>
-          <w:szCs w:val="28"/>
-        </w:rPr>
-        <w:t>if</w:t>
-      </w:r>
-      <w:proofErr w:type="spellEnd"/>
-      <w:r>
-        <w:rPr>
-          <w:szCs w:val="28"/>
-        </w:rPr>
-        <w:t xml:space="preserve"> без </w:t>
-      </w:r>
-      <w:proofErr w:type="spellStart"/>
-      <w:r>
-        <w:rPr>
-          <w:szCs w:val="28"/>
-        </w:rPr>
-        <w:t>else</w:t>
-      </w:r>
-      <w:proofErr w:type="spellEnd"/>
-      <w:r>
-        <w:rPr>
-          <w:szCs w:val="28"/>
-        </w:rPr>
-        <w:t>) выполняет только тело при истинном условии; при ложном управление переходит к следующему оператору.</w:t>
+        <w:t>Полная форма содержит блок else и выполняется, когда условие ложно. Неполная форма (if без else) выполняет только тело при истинном условии; при ложном управление переходит к следующему оператору.</w:t>
       </w:r>
       <w:r>
         <w:rPr>
@@ -1154,49 +802,7 @@
           <w:szCs w:val="28"/>
         </w:rPr>
         <w:br/>
-        <w:t xml:space="preserve">2. В каких случаях оператор </w:t>
-      </w:r>
-      <w:proofErr w:type="spellStart"/>
-      <w:r>
-        <w:rPr>
-          <w:szCs w:val="28"/>
-        </w:rPr>
-        <w:t>switch</w:t>
-      </w:r>
-      <w:proofErr w:type="spellEnd"/>
-      <w:r>
-        <w:rPr>
-          <w:szCs w:val="28"/>
-        </w:rPr>
-        <w:t xml:space="preserve"> предпочтительнее цепочки </w:t>
-      </w:r>
-      <w:proofErr w:type="spellStart"/>
-      <w:r>
-        <w:rPr>
-          <w:szCs w:val="28"/>
-        </w:rPr>
-        <w:t>if-else</w:t>
-      </w:r>
-      <w:proofErr w:type="spellEnd"/>
-      <w:r>
-        <w:rPr>
-          <w:szCs w:val="28"/>
-        </w:rPr>
-        <w:t xml:space="preserve"> </w:t>
-      </w:r>
-      <w:proofErr w:type="spellStart"/>
-      <w:r>
-        <w:rPr>
-          <w:szCs w:val="28"/>
-        </w:rPr>
-        <w:t>if</w:t>
-      </w:r>
-      <w:proofErr w:type="spellEnd"/>
-      <w:r>
-        <w:rPr>
-          <w:szCs w:val="28"/>
-        </w:rPr>
-        <w:t>?</w:t>
+        <w:t>2. В каких случаях оператор switch предпочтительнее цепочки if-else if?</w:t>
       </w:r>
       <w:r>
         <w:rPr>
@@ -1204,19 +810,12 @@
         </w:rPr>
         <w:br/>
       </w:r>
-      <w:proofErr w:type="spellStart"/>
-      <w:r>
-        <w:rPr>
-          <w:szCs w:val="28"/>
-        </w:rPr>
-        <w:t>switch</w:t>
-      </w:r>
-      <w:proofErr w:type="spellEnd"/>
-      <w:r>
-        <w:rPr>
-          <w:szCs w:val="28"/>
-        </w:rPr>
-        <w:t xml:space="preserve"> удобнее, когда проверяется одна переменная на множество конкретных значений (констант). Код становится более читаемым и быстрее выполняется (в некоторых реализациях используется таблица переходов).</w:t>
+      <w:r>
+        <w:rPr>
+          <w:szCs w:val="28"/>
+        </w:rPr>
+        <w:lastRenderedPageBreak/>
+        <w:t>switch удобнее, когда проверяется одна переменная на множество конкретных значений (констант). Код становится более читаемым и быстрее выполняется (в некоторых реализациях используется таблица переходов).</w:t>
       </w:r>
       <w:r>
         <w:rPr>
@@ -1229,139 +828,14 @@
           <w:szCs w:val="28"/>
         </w:rPr>
         <w:br/>
-        <w:t xml:space="preserve">3. Какую роль играет ключевое слово </w:t>
-      </w:r>
-      <w:proofErr w:type="spellStart"/>
-      <w:r>
-        <w:rPr>
-          <w:szCs w:val="28"/>
-        </w:rPr>
-        <w:t>break</w:t>
-      </w:r>
-      <w:proofErr w:type="spellEnd"/>
-      <w:r>
-        <w:rPr>
-          <w:szCs w:val="28"/>
-        </w:rPr>
-        <w:t xml:space="preserve"> в операторе </w:t>
-      </w:r>
-      <w:proofErr w:type="spellStart"/>
-      <w:r>
-        <w:rPr>
-          <w:szCs w:val="28"/>
-        </w:rPr>
-        <w:t>switch</w:t>
-      </w:r>
-      <w:proofErr w:type="spellEnd"/>
-      <w:r>
-        <w:rPr>
-          <w:szCs w:val="28"/>
-        </w:rPr>
-        <w:t>?</w:t>
+        <w:t>3. Какую роль играет ключевое слово break в операторе switch?</w:t>
       </w:r>
       <w:r>
         <w:rPr>
           <w:szCs w:val="28"/>
         </w:rPr>
         <w:br/>
-      </w:r>
-      <w:proofErr w:type="spellStart"/>
-      <w:r>
-        <w:rPr>
-          <w:szCs w:val="28"/>
-        </w:rPr>
-        <w:t>break</w:t>
-      </w:r>
-      <w:proofErr w:type="spellEnd"/>
-      <w:r>
-        <w:rPr>
-          <w:szCs w:val="28"/>
-        </w:rPr>
-        <w:t xml:space="preserve"> завершает выполнение текущей ветви </w:t>
-      </w:r>
-      <w:proofErr w:type="spellStart"/>
-      <w:r>
-        <w:rPr>
-          <w:szCs w:val="28"/>
-        </w:rPr>
-        <w:t>case</w:t>
-      </w:r>
-      <w:proofErr w:type="spellEnd"/>
-      <w:r>
-        <w:rPr>
-          <w:szCs w:val="28"/>
-        </w:rPr>
-        <w:t xml:space="preserve"> и выходит из блока </w:t>
-      </w:r>
-      <w:proofErr w:type="spellStart"/>
-      <w:r>
-        <w:rPr>
-          <w:szCs w:val="28"/>
-        </w:rPr>
-        <w:t>switch</w:t>
-      </w:r>
-      <w:proofErr w:type="spellEnd"/>
-      <w:r>
-        <w:rPr>
-          <w:szCs w:val="28"/>
-        </w:rPr>
-        <w:t xml:space="preserve">. Без </w:t>
-      </w:r>
-      <w:proofErr w:type="spellStart"/>
-      <w:r>
-        <w:rPr>
-          <w:szCs w:val="28"/>
-        </w:rPr>
-        <w:t>break</w:t>
-      </w:r>
-      <w:proofErr w:type="spellEnd"/>
-      <w:r>
-        <w:rPr>
-          <w:szCs w:val="28"/>
-        </w:rPr>
-        <w:t xml:space="preserve"> произойдёт "проваливание" (</w:t>
-      </w:r>
-      <w:proofErr w:type="spellStart"/>
-      <w:r>
-        <w:rPr>
-          <w:szCs w:val="28"/>
-        </w:rPr>
-        <w:t>fall-through</w:t>
-      </w:r>
-      <w:proofErr w:type="spellEnd"/>
-      <w:r>
-        <w:rPr>
-          <w:szCs w:val="28"/>
-        </w:rPr>
-        <w:t xml:space="preserve">) в следующий </w:t>
-      </w:r>
-      <w:proofErr w:type="spellStart"/>
-      <w:r>
-        <w:rPr>
-          <w:szCs w:val="28"/>
-        </w:rPr>
-        <w:t>case</w:t>
-      </w:r>
-      <w:proofErr w:type="spellEnd"/>
-      <w:r>
-        <w:rPr>
-          <w:szCs w:val="28"/>
-        </w:rPr>
-        <w:t xml:space="preserve">, что обычно нежелательно (кроме случаев с пустыми </w:t>
-      </w:r>
-      <w:proofErr w:type="spellStart"/>
-      <w:r>
-        <w:rPr>
-          <w:szCs w:val="28"/>
-        </w:rPr>
-        <w:t>case</w:t>
-      </w:r>
-      <w:proofErr w:type="spellEnd"/>
-      <w:r>
-        <w:rPr>
-          <w:szCs w:val="28"/>
-        </w:rPr>
-        <w:t>).</w:t>
+        <w:t>break завершает выполнение текущей ветви case и выходит из блока switch. Без break произойдёт "проваливание" (fall-through) в следующий case, что обычно нежелательно (кроме случаев с пустыми case).</w:t>
       </w:r>
     </w:p>
     <w:sectPr>
@@ -3390,6 +2864,7 @@
   <w:style w:type="character" w:default="1" w:styleId="a0">
     <w:name w:val="Default Paragraph Font"/>
     <w:uiPriority w:val="1"/>
+    <w:semiHidden/>
     <w:unhideWhenUsed/>
   </w:style>
   <w:style w:type="table" w:default="1" w:styleId="a1">
